--- a/backend/templates/Zahtjev za uzorkovanje i ispitivanje - BRISEVA.docx
+++ b/backend/templates/Zahtjev za uzorkovanje i ispitivanje - BRISEVA.docx
@@ -498,26 +498,35 @@
         </w:rPr>
         <w:t xml:space="preserve">navesti tačan naziv i adresu)________________________________________ </w:t>
       </w:r>
+    </w:p>
+    <w:p>
+      <w:pPr>
+        <w:autoSpaceDN w:val="0"/>
+        <w:tabs>
+          <w:tab w:pos="420" w:val="left"/>
+        </w:tabs>
+        <w:autoSpaceDE w:val="0"/>
+        <w:widowControl/>
+        <w:spacing w:line="216" w:lineRule="exact" w:before="120" w:after="0"/>
+        <w:ind w:left="170" w:right="288" w:firstLine="0"/>
+        <w:jc w:val="left"/>
+      </w:pPr>
+      <w:r>
+        <w:tab/>
+      </w:r>
       <w:r>
         <w:rPr>
-          <w:rFonts w:ascii="MicrosoftYaHeiUI" w:hAnsi="MicrosoftYaHeiUI" w:eastAsia="MicrosoftYaHeiUI"/>
+          <w:rFonts w:ascii="ArialMT" w:hAnsi="ArialMT" w:eastAsia="ArialMT"/>
           <w:b w:val="0"/>
           <w:i w:val="0"/>
           <w:color w:val="000000"/>
           <w:sz w:val="21"/>
         </w:rPr>
-        <w:t xml:space="preserve">DOO FRIENDS CAFFE ULCINJ </w:t>
+        <w:t xml:space="preserve">(NAZIV_FIRME) </w:t>
       </w:r>
-    </w:p>
-    <w:p>
-      <w:pPr>
-        <w:autoSpaceDN w:val="0"/>
-        <w:autoSpaceDE w:val="0"/>
-        <w:widowControl/>
-        <w:spacing w:line="266" w:lineRule="exact" w:before="286" w:after="0"/>
-        <w:ind w:left="170" w:right="0" w:firstLine="0"/>
-        <w:jc w:val="left"/>
-      </w:pPr>
+      <w:r>
+        <w:br/>
+      </w:r>
       <w:r>
         <w:rPr>
           <w:rFonts w:ascii="TimesNewRomanPS" w:hAnsi="TimesNewRomanPS" w:eastAsia="TimesNewRomanPS"/>
@@ -654,11 +663,11 @@
       <w:pPr>
         <w:autoSpaceDN w:val="0"/>
         <w:tabs>
-          <w:tab w:pos="1114" w:val="left"/>
+          <w:tab w:pos="1118" w:val="left"/>
         </w:tabs>
         <w:autoSpaceDE w:val="0"/>
         <w:widowControl/>
-        <w:spacing w:line="182" w:lineRule="exact" w:before="490" w:after="0"/>
+        <w:spacing w:line="160" w:lineRule="exact" w:before="534" w:after="0"/>
         <w:ind w:left="170" w:right="288" w:firstLine="0"/>
         <w:jc w:val="left"/>
       </w:pPr>
@@ -667,13 +676,13 @@
       </w:r>
       <w:r>
         <w:rPr>
-          <w:rFonts w:ascii="MicrosoftYaHeiUI" w:hAnsi="MicrosoftYaHeiUI" w:eastAsia="MicrosoftYaHeiUI"/>
+          <w:rFonts w:ascii="ArialMT" w:hAnsi="ArialMT" w:eastAsia="ArialMT"/>
           <w:b w:val="0"/>
           <w:i w:val="0"/>
           <w:color w:val="000000"/>
           <w:sz w:val="21"/>
         </w:rPr>
-        <w:t xml:space="preserve">VLADIMIR BB </w:t>
+        <w:t xml:space="preserve">(ADRESA_FIRME) </w:t>
       </w:r>
       <w:r>
         <w:br/>
@@ -693,11 +702,11 @@
       <w:pPr>
         <w:autoSpaceDN w:val="0"/>
         <w:tabs>
-          <w:tab w:pos="830" w:val="left"/>
+          <w:tab w:pos="834" w:val="left"/>
         </w:tabs>
         <w:autoSpaceDE w:val="0"/>
         <w:widowControl/>
-        <w:spacing w:line="190" w:lineRule="exact" w:before="172" w:after="0"/>
+        <w:spacing w:line="172" w:lineRule="exact" w:before="208" w:after="0"/>
         <w:ind w:left="170" w:right="4464" w:firstLine="0"/>
         <w:jc w:val="left"/>
       </w:pPr>
@@ -706,13 +715,13 @@
       </w:r>
       <w:r>
         <w:rPr>
-          <w:rFonts w:ascii="MicrosoftYaHeiUI" w:hAnsi="MicrosoftYaHeiUI" w:eastAsia="MicrosoftYaHeiUI"/>
+          <w:rFonts w:ascii="ArialMT" w:hAnsi="ArialMT" w:eastAsia="ArialMT"/>
           <w:b w:val="0"/>
           <w:i w:val="0"/>
           <w:color w:val="000000"/>
           <w:sz w:val="21"/>
         </w:rPr>
-        <w:t xml:space="preserve">03314367 </w:t>
+        <w:t xml:space="preserve">(PIB_FIRME) </w:t>
       </w:r>
       <w:r>
         <w:br/>
@@ -732,11 +741,11 @@
       <w:pPr>
         <w:autoSpaceDN w:val="0"/>
         <w:tabs>
-          <w:tab w:pos="934" w:val="left"/>
+          <w:tab w:pos="938" w:val="left"/>
         </w:tabs>
         <w:autoSpaceDE w:val="0"/>
         <w:widowControl/>
-        <w:spacing w:line="218" w:lineRule="exact" w:before="116" w:after="0"/>
+        <w:spacing w:line="214" w:lineRule="exact" w:before="124" w:after="0"/>
         <w:ind w:left="170" w:right="4464" w:firstLine="0"/>
         <w:jc w:val="left"/>
       </w:pPr>
@@ -745,13 +754,13 @@
       </w:r>
       <w:r>
         <w:rPr>
-          <w:rFonts w:ascii="MicrosoftYaHeiUI" w:hAnsi="MicrosoftYaHeiUI" w:eastAsia="MicrosoftYaHeiUI"/>
+          <w:rFonts w:ascii="ArialMT" w:hAnsi="ArialMT" w:eastAsia="ArialMT"/>
           <w:b w:val="0"/>
           <w:i w:val="0"/>
           <w:color w:val="000000"/>
           <w:sz w:val="21"/>
         </w:rPr>
-        <w:t xml:space="preserve">82/31-02356-8 </w:t>
+        <w:t xml:space="preserve">(PDV_BROJ) </w:t>
       </w:r>
       <w:r>
         <w:br/>
@@ -772,7 +781,7 @@
         <w:autoSpaceDN w:val="0"/>
         <w:autoSpaceDE w:val="0"/>
         <w:widowControl/>
-        <w:spacing w:line="318" w:lineRule="exact" w:before="182" w:after="0"/>
+        <w:spacing w:line="300" w:lineRule="exact" w:before="218" w:after="0"/>
         <w:ind w:left="170" w:right="0" w:firstLine="0"/>
         <w:jc w:val="left"/>
       </w:pPr>
@@ -808,13 +817,13 @@
       </w:r>
       <w:r>
         <w:rPr>
-          <w:rFonts w:ascii="MicrosoftYaHeiUI" w:hAnsi="MicrosoftYaHeiUI" w:eastAsia="MicrosoftYaHeiUI"/>
+          <w:rFonts w:ascii="ArialMT" w:hAnsi="ArialMT" w:eastAsia="ArialMT"/>
           <w:b w:val="0"/>
           <w:i w:val="0"/>
           <w:color w:val="000000"/>
           <w:sz w:val="21"/>
         </w:rPr>
-        <w:t>069688102</w:t>
+        <w:t>(BROJ_TELEFONA)</w:t>
       </w:r>
     </w:p>
     <w:p>
@@ -1016,13 +1025,10 @@
     <w:p>
       <w:pPr>
         <w:autoSpaceDN w:val="0"/>
-        <w:tabs>
-          <w:tab w:pos="4550" w:val="left"/>
-        </w:tabs>
         <w:autoSpaceDE w:val="0"/>
         <w:widowControl/>
         <w:spacing w:line="276" w:lineRule="exact" w:before="276" w:after="0"/>
-        <w:ind w:left="170" w:right="288" w:firstLine="0"/>
+        <w:ind w:left="170" w:right="144" w:firstLine="0"/>
         <w:jc w:val="left"/>
       </w:pPr>
       <w:r>
@@ -1050,6 +1056,26 @@
       </w:r>
       <w:r>
         <w:rPr>
+          <w:rFonts w:ascii="ArialMT" w:hAnsi="ArialMT" w:eastAsia="ArialMT"/>
+          <w:b w:val="0"/>
+          <w:i w:val="0"/>
+          <w:color w:val="000000"/>
+          <w:sz w:val="21"/>
+        </w:rPr>
+        <w:t>(IME_PREZIME_DIREKTORA)</w:t>
+      </w:r>
+    </w:p>
+    <w:p>
+      <w:pPr>
+        <w:autoSpaceDN w:val="0"/>
+        <w:autoSpaceDE w:val="0"/>
+        <w:widowControl/>
+        <w:spacing w:line="276" w:lineRule="exact" w:before="0" w:after="0"/>
+        <w:ind w:left="170" w:right="288" w:firstLine="0"/>
+        <w:jc w:val="left"/>
+      </w:pPr>
+      <w:r>
+        <w:rPr>
           <w:rFonts w:ascii="TimesNewRomanPS" w:hAnsi="TimesNewRomanPS" w:eastAsia="TimesNewRomanPS"/>
           <w:b/>
           <w:i/>
@@ -1057,6 +1083,16 @@
           <w:sz w:val="24"/>
         </w:rPr>
         <w:t xml:space="preserve">Datum:                                                                                                      Broj telefona: </w:t>
+      </w:r>
+      <w:r>
+        <w:rPr>
+          <w:rFonts w:ascii="ArialMT" w:hAnsi="ArialMT" w:eastAsia="ArialMT"/>
+          <w:b w:val="0"/>
+          <w:i w:val="0"/>
+          <w:color w:val="000000"/>
+          <w:sz w:val="21"/>
+        </w:rPr>
+        <w:t xml:space="preserve">(DATUM_STAMPE) </w:t>
       </w:r>
       <w:r>
         <w:br/>
@@ -1072,8 +1108,25 @@
         <w:t xml:space="preserve">_________________________                                                               _____________________ </w:t>
       </w:r>
       <w:r>
-        <w:tab/>
+        <w:rPr>
+          <w:rFonts w:ascii="ArialMT" w:hAnsi="ArialMT" w:eastAsia="ArialMT"/>
+          <w:b w:val="0"/>
+          <w:i w:val="0"/>
+          <w:color w:val="000000"/>
+          <w:sz w:val="21"/>
+        </w:rPr>
+        <w:t>(BROJ_TELEFONA)</w:t>
       </w:r>
+    </w:p>
+    <w:p>
+      <w:pPr>
+        <w:autoSpaceDN w:val="0"/>
+        <w:autoSpaceDE w:val="0"/>
+        <w:widowControl/>
+        <w:spacing w:line="266" w:lineRule="exact" w:before="10" w:after="0"/>
+        <w:ind w:left="0" w:right="4862" w:firstLine="0"/>
+        <w:jc w:val="right"/>
+      </w:pPr>
       <w:r>
         <w:rPr>
           <w:rFonts w:ascii="TimesNewRomanPS" w:hAnsi="TimesNewRomanPS" w:eastAsia="TimesNewRomanPS"/>
@@ -2788,10 +2841,11 @@
               <w:autoSpaceDN w:val="0"/>
               <w:tabs>
                 <w:tab w:pos="6648" w:val="left"/>
+                <w:tab w:pos="6762" w:val="left"/>
               </w:tabs>
               <w:autoSpaceDE w:val="0"/>
               <w:widowControl/>
-              <w:spacing w:line="564" w:lineRule="exact" w:before="0" w:after="0"/>
+              <w:spacing w:line="292" w:lineRule="exact" w:before="254" w:after="0"/>
               <w:ind w:left="4066" w:right="288" w:firstLine="0"/>
               <w:jc w:val="left"/>
             </w:pPr>
@@ -2804,6 +2858,22 @@
                 <w:sz w:val="22"/>
               </w:rPr>
               <w:t xml:space="preserve"> M.P.                                     Ovlašćeno lice korisnika usluga </w:t>
+            </w:r>
+            <w:r>
+              <w:tab/>
+            </w:r>
+            <w:r>
+              <w:tab/>
+            </w:r>
+            <w:r>
+              <w:rPr>
+                <w:rFonts w:ascii="ArialMT" w:hAnsi="ArialMT" w:eastAsia="ArialMT"/>
+                <w:b w:val="0"/>
+                <w:i w:val="0"/>
+                <w:color w:val="000000"/>
+                <w:sz w:val="21"/>
+              </w:rPr>
+              <w:t>(IME_PREZIME_DIREKTORA)</w:t>
             </w:r>
             <w:r>
               <w:rPr>
@@ -2988,7 +3058,7 @@
               <w:autoSpaceDN w:val="0"/>
               <w:autoSpaceDE w:val="0"/>
               <w:widowControl/>
-              <w:spacing w:line="244" w:lineRule="exact" w:before="336" w:after="0"/>
+              <w:spacing w:line="276" w:lineRule="exact" w:before="304" w:after="0"/>
               <w:ind w:left="102" w:right="0" w:firstLine="0"/>
               <w:jc w:val="left"/>
             </w:pPr>
@@ -3002,16 +3072,42 @@
               </w:rPr>
               <w:t xml:space="preserve">Datum:                                                             M.P.                                  Ovlašćeno lice korisnika usluga </w:t>
             </w:r>
+            <w:r>
+              <w:rPr>
+                <w:rFonts w:ascii="ArialMT" w:hAnsi="ArialMT" w:eastAsia="ArialMT"/>
+                <w:b w:val="0"/>
+                <w:i w:val="0"/>
+                <w:color w:val="000000"/>
+                <w:sz w:val="21"/>
+              </w:rPr>
+              <w:t>(DATUM_STAMPE)</w:t>
+            </w:r>
           </w:p>
           <w:p>
             <w:pPr>
               <w:autoSpaceDN w:val="0"/>
+              <w:tabs>
+                <w:tab w:pos="6374" w:val="left"/>
+              </w:tabs>
               <w:autoSpaceDE w:val="0"/>
               <w:widowControl/>
-              <w:spacing w:line="244" w:lineRule="exact" w:before="248" w:after="0"/>
-              <w:ind w:left="0" w:right="802" w:firstLine="0"/>
-              <w:jc w:val="right"/>
+              <w:spacing w:line="144" w:lineRule="exact" w:before="172" w:after="0"/>
+              <w:ind w:left="6252" w:right="720" w:firstLine="0"/>
+              <w:jc w:val="left"/>
             </w:pPr>
+            <w:r>
+              <w:rPr>
+                <w:rFonts w:ascii="ArialMT" w:hAnsi="ArialMT" w:eastAsia="ArialMT"/>
+                <w:b w:val="0"/>
+                <w:i w:val="0"/>
+                <w:color w:val="000000"/>
+                <w:sz w:val="21"/>
+              </w:rPr>
+              <w:t>(IME_PREZIME_DIREKTORA)</w:t>
+            </w:r>
+            <w:r>
+              <w:br/>
+            </w:r>
             <w:r>
               <w:rPr>
                 <w:rFonts w:ascii="TimesNewRomanPSMT" w:hAnsi="TimesNewRomanPSMT" w:eastAsia="TimesNewRomanPSMT"/>
